--- a/TFG/conclusión definitiva.docx
+++ b/TFG/conclusión definitiva.docx
@@ -2,31 +2,6 @@
 <file path=word/document.xml><?xml version="1.0" encoding="utf-8"?>
 <w:document xmlns:wpc="http://schemas.microsoft.com/office/word/2010/wordprocessingCanvas" xmlns:cx="http://schemas.microsoft.com/office/drawing/2014/chartex" xmlns:cx1="http://schemas.microsoft.com/office/drawing/2015/9/8/chartex" xmlns:cx2="http://schemas.microsoft.com/office/drawing/2015/10/21/chartex" xmlns:cx3="http://schemas.microsoft.com/office/drawing/2016/5/9/chartex" xmlns:cx4="http://schemas.microsoft.com/office/drawing/2016/5/10/chartex" xmlns:cx5="http://schemas.microsoft.com/office/drawing/2016/5/11/chartex" xmlns:cx6="http://schemas.microsoft.com/office/drawing/2016/5/12/chartex" xmlns:cx7="http://schemas.microsoft.com/office/drawing/2016/5/13/chartex" xmlns:cx8="http://schemas.microsoft.com/office/drawing/2016/5/14/chartex" xmlns:mc="http://schemas.openxmlformats.org/markup-compatibility/2006" xmlns:aink="http://schemas.microsoft.com/office/drawing/2016/ink" xmlns:am3d="http://schemas.microsoft.com/office/drawing/2017/model3d" xmlns:o="urn:schemas-microsoft-com:office:office" xmlns:oel="http://schemas.microsoft.com/office/2019/extlst" xmlns:r="http://schemas.openxmlformats.org/officeDocument/2006/relationships" xmlns:m="http://schemas.openxmlformats.org/officeDocument/2006/math" xmlns:v="urn:schemas-microsoft-com:vml" xmlns:wp14="http://schemas.microsoft.com/office/word/2010/wordprocessingDrawing" xmlns:wp="http://schemas.openxmlformats.org/drawingml/2006/wordprocessingDrawing" xmlns:w10="urn:schemas-microsoft-com:office:word" xmlns:w="http://schemas.openxmlformats.org/wordprocessingml/2006/main" xmlns:w14="http://schemas.microsoft.com/office/word/2010/wordml" xmlns:w15="http://schemas.microsoft.com/office/word/2012/wordml" xmlns:w16cex="http://schemas.microsoft.com/office/word/2018/wordml/cex" xmlns:w16cid="http://schemas.microsoft.com/office/word/2016/wordml/cid" xmlns:w16="http://schemas.microsoft.com/office/word/2018/wordml" xmlns:w16du="http://schemas.microsoft.com/office/word/2023/wordml/word16du" xmlns:w16sdtdh="http://schemas.microsoft.com/office/word/2020/wordml/sdtdatahash" xmlns:w16sdtfl="http://schemas.microsoft.com/office/word/2024/wordml/sdtformatlock" xmlns:w16se="http://schemas.microsoft.com/office/word/2015/wordml/symex" xmlns:wpg="http://schemas.microsoft.com/office/word/2010/wordprocessingGroup" xmlns:wpi="http://schemas.microsoft.com/office/word/2010/wordprocessingInk" xmlns:wne="http://schemas.microsoft.com/office/word/2006/wordml" xmlns:wps="http://schemas.microsoft.com/office/word/2010/wordprocessingShape" mc:Ignorable="w14 w15 w16se w16cid w16 w16cex w16sdtdh w16sdtfl w16du wp14">
   <w:body>
-    <w:p>
-      <w:pPr>
-        <w:pStyle w:val="NormalWeb"/>
-        <w:numPr>
-          <w:ilvl w:val="0"/>
-          <w:numId w:val="1"/>
-        </w:numPr>
-        <w:jc w:val="both"/>
-        <w:rPr>
-          <w:rFonts w:ascii="Palatino Linotype" w:hAnsi="Palatino Linotype"/>
-          <w:color w:val="000000"/>
-          <w:sz w:val="20"/>
-          <w:szCs w:val="20"/>
-        </w:rPr>
-      </w:pPr>
-      <w:r>
-        <w:rPr>
-          <w:rFonts w:ascii="Palatino Linotype" w:hAnsi="Palatino Linotype"/>
-          <w:color w:val="000000"/>
-          <w:sz w:val="20"/>
-          <w:szCs w:val="20"/>
-        </w:rPr>
-        <w:t>CONCLUSIONES</w:t>
-      </w:r>
-    </w:p>
     <w:p>
       <w:pPr>
         <w:pStyle w:val="NormalWeb"/>
@@ -45,106 +20,7 @@
           <w:sz w:val="20"/>
           <w:szCs w:val="20"/>
         </w:rPr>
-        <w:t>Este estudio</w:t>
-      </w:r>
-      <w:r>
-        <w:rPr>
-          <w:rFonts w:ascii="Palatino Linotype" w:hAnsi="Palatino Linotype"/>
-          <w:color w:val="000000"/>
-          <w:sz w:val="20"/>
-          <w:szCs w:val="20"/>
-        </w:rPr>
-        <w:t xml:space="preserve"> permitió </w:t>
-      </w:r>
-      <w:r>
-        <w:rPr>
-          <w:rFonts w:ascii="Palatino Linotype" w:hAnsi="Palatino Linotype"/>
-          <w:color w:val="000000"/>
-          <w:sz w:val="20"/>
-          <w:szCs w:val="20"/>
-        </w:rPr>
-        <w:t>realizar un análisis comparativo entre el</w:t>
-      </w:r>
-      <w:r>
-        <w:rPr>
-          <w:rFonts w:ascii="Palatino Linotype" w:hAnsi="Palatino Linotype"/>
-          <w:color w:val="000000"/>
-          <w:sz w:val="20"/>
-          <w:szCs w:val="20"/>
-        </w:rPr>
-        <w:t xml:space="preserve"> perfil nutricional de la leche de vaca y las bebidas vegetales de </w:t>
-      </w:r>
-      <w:r>
-        <w:rPr>
-          <w:rFonts w:ascii="Palatino Linotype" w:hAnsi="Palatino Linotype"/>
-          <w:color w:val="000000"/>
-          <w:sz w:val="20"/>
-          <w:szCs w:val="20"/>
-        </w:rPr>
-        <w:t>avena,</w:t>
-      </w:r>
-      <w:r>
-        <w:rPr>
-          <w:rFonts w:ascii="Palatino Linotype" w:hAnsi="Palatino Linotype"/>
-          <w:color w:val="000000"/>
-          <w:sz w:val="20"/>
-          <w:szCs w:val="20"/>
-        </w:rPr>
-        <w:t xml:space="preserve"> </w:t>
-      </w:r>
-      <w:r>
-        <w:rPr>
-          <w:rFonts w:ascii="Palatino Linotype" w:hAnsi="Palatino Linotype"/>
-          <w:color w:val="000000"/>
-          <w:sz w:val="20"/>
-          <w:szCs w:val="20"/>
-        </w:rPr>
-        <w:t>soja</w:t>
-      </w:r>
-      <w:r>
-        <w:rPr>
-          <w:rFonts w:ascii="Palatino Linotype" w:hAnsi="Palatino Linotype"/>
-          <w:color w:val="000000"/>
-          <w:sz w:val="20"/>
-          <w:szCs w:val="20"/>
-        </w:rPr>
-        <w:t xml:space="preserve"> y almendra utilizando datos </w:t>
-      </w:r>
-      <w:r>
-        <w:rPr>
-          <w:rFonts w:ascii="Palatino Linotype" w:hAnsi="Palatino Linotype"/>
-          <w:color w:val="000000"/>
-          <w:sz w:val="20"/>
-          <w:szCs w:val="20"/>
-        </w:rPr>
-        <w:t>disponibles</w:t>
-      </w:r>
-      <w:r>
-        <w:rPr>
-          <w:rFonts w:ascii="Palatino Linotype" w:hAnsi="Palatino Linotype"/>
-          <w:color w:val="000000"/>
-          <w:sz w:val="20"/>
-          <w:szCs w:val="20"/>
-        </w:rPr>
-        <w:t xml:space="preserve"> </w:t>
-      </w:r>
-      <w:r>
-        <w:rPr>
-          <w:rFonts w:ascii="Palatino Linotype" w:hAnsi="Palatino Linotype"/>
-          <w:color w:val="000000"/>
-          <w:sz w:val="20"/>
-          <w:szCs w:val="20"/>
-        </w:rPr>
-        <w:t>en</w:t>
-      </w:r>
-      <w:r>
-        <w:rPr>
-          <w:rFonts w:ascii="Palatino Linotype" w:hAnsi="Palatino Linotype"/>
-          <w:color w:val="000000"/>
-          <w:sz w:val="20"/>
-          <w:szCs w:val="20"/>
-        </w:rPr>
-        <w:t xml:space="preserve"> Open </w:t>
+        <w:t xml:space="preserve">Este estudio permitió realizar un análisis comparativo entre el perfil nutricional de la leche de vaca y las bebidas vegetales de avena, soja y almendra utilizando datos disponibles en Open </w:t>
       </w:r>
       <w:proofErr w:type="spellStart"/>
       <w:r>
@@ -184,61 +60,7 @@
           <w:sz w:val="20"/>
           <w:szCs w:val="20"/>
         </w:rPr>
-        <w:t xml:space="preserve">. Las diferencias más relevantes se observaron en el contenido </w:t>
-      </w:r>
-      <w:r>
-        <w:rPr>
-          <w:rFonts w:ascii="Palatino Linotype" w:hAnsi="Palatino Linotype"/>
-          <w:color w:val="000000"/>
-          <w:sz w:val="20"/>
-          <w:szCs w:val="20"/>
-        </w:rPr>
-        <w:t xml:space="preserve">proteico </w:t>
-      </w:r>
-      <w:r>
-        <w:rPr>
-          <w:rFonts w:ascii="Palatino Linotype" w:hAnsi="Palatino Linotype"/>
-          <w:color w:val="000000"/>
-          <w:sz w:val="20"/>
-          <w:szCs w:val="20"/>
-        </w:rPr>
-        <w:t xml:space="preserve">y grasas saturadas, </w:t>
-      </w:r>
-      <w:r>
-        <w:rPr>
-          <w:rFonts w:ascii="Palatino Linotype" w:hAnsi="Palatino Linotype"/>
-          <w:color w:val="000000"/>
-          <w:sz w:val="20"/>
-          <w:szCs w:val="20"/>
-        </w:rPr>
-        <w:t>pero</w:t>
-      </w:r>
-      <w:r>
-        <w:rPr>
-          <w:rFonts w:ascii="Palatino Linotype" w:hAnsi="Palatino Linotype"/>
-          <w:color w:val="000000"/>
-          <w:sz w:val="20"/>
-          <w:szCs w:val="20"/>
-        </w:rPr>
-        <w:t xml:space="preserve"> no se encontraron diferencias estadísticamente significativas </w:t>
-      </w:r>
-      <w:r>
-        <w:rPr>
-          <w:rFonts w:ascii="Palatino Linotype" w:hAnsi="Palatino Linotype"/>
-          <w:color w:val="000000"/>
-          <w:sz w:val="20"/>
-          <w:szCs w:val="20"/>
-        </w:rPr>
-        <w:t xml:space="preserve">en el valor energético, </w:t>
-      </w:r>
-      <w:r>
-        <w:rPr>
-          <w:rFonts w:ascii="Palatino Linotype" w:hAnsi="Palatino Linotype"/>
-          <w:color w:val="000000"/>
-          <w:sz w:val="20"/>
-          <w:szCs w:val="20"/>
-        </w:rPr>
-        <w:t>las grasas totales ni los azúcares.</w:t>
+        <w:t>. Las diferencias más relevantes se observaron en el contenido proteico y grasas saturadas, pero no se encontraron diferencias estadísticamente significativas en el valor energético, las grasas totales ni los azúcares.</w:t>
       </w:r>
     </w:p>
     <w:p>
@@ -259,223 +81,7 @@
           <w:sz w:val="20"/>
           <w:szCs w:val="20"/>
         </w:rPr>
-        <w:t>Las bebidas de soja</w:t>
-      </w:r>
-      <w:r>
-        <w:rPr>
-          <w:rFonts w:ascii="Palatino Linotype" w:hAnsi="Palatino Linotype"/>
-          <w:color w:val="000000"/>
-          <w:sz w:val="20"/>
-          <w:szCs w:val="20"/>
-        </w:rPr>
-        <w:t>, por su lado,</w:t>
-      </w:r>
-      <w:r>
-        <w:rPr>
-          <w:rFonts w:ascii="Palatino Linotype" w:hAnsi="Palatino Linotype"/>
-          <w:color w:val="000000"/>
-          <w:sz w:val="20"/>
-          <w:szCs w:val="20"/>
-        </w:rPr>
-        <w:t xml:space="preserve"> </w:t>
-      </w:r>
-      <w:r>
-        <w:rPr>
-          <w:rFonts w:ascii="Palatino Linotype" w:hAnsi="Palatino Linotype"/>
-          <w:color w:val="000000"/>
-          <w:sz w:val="20"/>
-          <w:szCs w:val="20"/>
-        </w:rPr>
-        <w:t>mostraron</w:t>
-      </w:r>
-      <w:r>
-        <w:rPr>
-          <w:rFonts w:ascii="Palatino Linotype" w:hAnsi="Palatino Linotype"/>
-          <w:color w:val="000000"/>
-          <w:sz w:val="20"/>
-          <w:szCs w:val="20"/>
-        </w:rPr>
-        <w:t xml:space="preserve"> un contenido proteico similar al de la leche de vaca, mientras que las bebidas de avena y </w:t>
-      </w:r>
-      <w:r>
-        <w:rPr>
-          <w:rFonts w:ascii="Palatino Linotype" w:hAnsi="Palatino Linotype"/>
-          <w:color w:val="000000"/>
-          <w:sz w:val="20"/>
-          <w:szCs w:val="20"/>
-        </w:rPr>
-        <w:t xml:space="preserve">las bebidas de </w:t>
-      </w:r>
-      <w:r>
-        <w:rPr>
-          <w:rFonts w:ascii="Palatino Linotype" w:hAnsi="Palatino Linotype"/>
-          <w:color w:val="000000"/>
-          <w:sz w:val="20"/>
-          <w:szCs w:val="20"/>
-        </w:rPr>
-        <w:t>almendra mostraron valores inferiores. Por otr</w:t>
-      </w:r>
-      <w:r>
-        <w:rPr>
-          <w:rFonts w:ascii="Palatino Linotype" w:hAnsi="Palatino Linotype"/>
-          <w:color w:val="000000"/>
-          <w:sz w:val="20"/>
-          <w:szCs w:val="20"/>
-        </w:rPr>
-        <w:t>a parte</w:t>
-      </w:r>
-      <w:r>
-        <w:rPr>
-          <w:rFonts w:ascii="Palatino Linotype" w:hAnsi="Palatino Linotype"/>
-          <w:color w:val="000000"/>
-          <w:sz w:val="20"/>
-          <w:szCs w:val="20"/>
-        </w:rPr>
-        <w:t xml:space="preserve">, la leche de vaca presentó un contenido significativamente superior </w:t>
-      </w:r>
-      <w:r>
-        <w:rPr>
-          <w:rFonts w:ascii="Palatino Linotype" w:hAnsi="Palatino Linotype"/>
-          <w:color w:val="000000"/>
-          <w:sz w:val="20"/>
-          <w:szCs w:val="20"/>
-        </w:rPr>
-        <w:t>en</w:t>
-      </w:r>
-      <w:r>
-        <w:rPr>
-          <w:rFonts w:ascii="Palatino Linotype" w:hAnsi="Palatino Linotype"/>
-          <w:color w:val="000000"/>
-          <w:sz w:val="20"/>
-          <w:szCs w:val="20"/>
-        </w:rPr>
-        <w:t xml:space="preserve"> grasas saturadas. Estos resultados </w:t>
-      </w:r>
-      <w:r>
-        <w:rPr>
-          <w:rFonts w:ascii="Palatino Linotype" w:hAnsi="Palatino Linotype"/>
-          <w:color w:val="000000"/>
-          <w:sz w:val="20"/>
-          <w:szCs w:val="20"/>
-        </w:rPr>
-        <w:t>demuestran</w:t>
-      </w:r>
-      <w:r>
-        <w:rPr>
-          <w:rFonts w:ascii="Palatino Linotype" w:hAnsi="Palatino Linotype"/>
-          <w:color w:val="000000"/>
-          <w:sz w:val="20"/>
-          <w:szCs w:val="20"/>
-        </w:rPr>
-        <w:t xml:space="preserve"> que las bebidas vegetales no constituyen un grupo </w:t>
-      </w:r>
-      <w:r>
-        <w:rPr>
-          <w:rFonts w:ascii="Palatino Linotype" w:hAnsi="Palatino Linotype"/>
-          <w:color w:val="000000"/>
-          <w:sz w:val="20"/>
-          <w:szCs w:val="20"/>
-        </w:rPr>
-        <w:t>con una composición nutricional</w:t>
-      </w:r>
-      <w:r>
-        <w:rPr>
-          <w:rFonts w:ascii="Palatino Linotype" w:hAnsi="Palatino Linotype"/>
-          <w:color w:val="000000"/>
-          <w:sz w:val="20"/>
-          <w:szCs w:val="20"/>
-        </w:rPr>
-        <w:t xml:space="preserve"> homogéne</w:t>
-      </w:r>
-      <w:r>
-        <w:rPr>
-          <w:rFonts w:ascii="Palatino Linotype" w:hAnsi="Palatino Linotype"/>
-          <w:color w:val="000000"/>
-          <w:sz w:val="20"/>
-          <w:szCs w:val="20"/>
-        </w:rPr>
-        <w:t>a</w:t>
-      </w:r>
-      <w:r>
-        <w:rPr>
-          <w:rFonts w:ascii="Palatino Linotype" w:hAnsi="Palatino Linotype"/>
-          <w:color w:val="000000"/>
-          <w:sz w:val="20"/>
-          <w:szCs w:val="20"/>
-        </w:rPr>
-        <w:t xml:space="preserve"> y que existen diferencias </w:t>
-      </w:r>
-      <w:r>
-        <w:rPr>
-          <w:rFonts w:ascii="Palatino Linotype" w:hAnsi="Palatino Linotype"/>
-          <w:color w:val="000000"/>
-          <w:sz w:val="20"/>
-          <w:szCs w:val="20"/>
-        </w:rPr>
-        <w:t>importantes</w:t>
-      </w:r>
-      <w:r>
-        <w:rPr>
-          <w:rFonts w:ascii="Palatino Linotype" w:hAnsi="Palatino Linotype"/>
-          <w:color w:val="000000"/>
-          <w:sz w:val="20"/>
-          <w:szCs w:val="20"/>
-        </w:rPr>
-        <w:t xml:space="preserve"> entre </w:t>
-      </w:r>
-      <w:r>
-        <w:rPr>
-          <w:rFonts w:ascii="Palatino Linotype" w:hAnsi="Palatino Linotype"/>
-          <w:color w:val="000000"/>
-          <w:sz w:val="20"/>
-          <w:szCs w:val="20"/>
-        </w:rPr>
-        <w:t>categorías</w:t>
-      </w:r>
-      <w:r>
-        <w:rPr>
-          <w:rFonts w:ascii="Palatino Linotype" w:hAnsi="Palatino Linotype"/>
-          <w:color w:val="000000"/>
-          <w:sz w:val="20"/>
-          <w:szCs w:val="20"/>
-        </w:rPr>
-        <w:t xml:space="preserve"> de bebidas</w:t>
-      </w:r>
-      <w:r>
-        <w:rPr>
-          <w:rFonts w:ascii="Palatino Linotype" w:hAnsi="Palatino Linotype"/>
-          <w:color w:val="000000"/>
-          <w:sz w:val="20"/>
-          <w:szCs w:val="20"/>
-        </w:rPr>
-        <w:t xml:space="preserve"> y </w:t>
-      </w:r>
-      <w:r>
-        <w:rPr>
-          <w:rFonts w:ascii="Palatino Linotype" w:hAnsi="Palatino Linotype"/>
-          <w:color w:val="000000"/>
-          <w:sz w:val="20"/>
-          <w:szCs w:val="20"/>
-        </w:rPr>
-        <w:t xml:space="preserve">sus </w:t>
-      </w:r>
-      <w:r>
-        <w:rPr>
-          <w:rFonts w:ascii="Palatino Linotype" w:hAnsi="Palatino Linotype"/>
-          <w:color w:val="000000"/>
-          <w:sz w:val="20"/>
-          <w:szCs w:val="20"/>
-        </w:rPr>
-        <w:t>formulaciones</w:t>
-      </w:r>
-      <w:r>
-        <w:rPr>
-          <w:rFonts w:ascii="Palatino Linotype" w:hAnsi="Palatino Linotype"/>
-          <w:color w:val="000000"/>
-          <w:sz w:val="20"/>
-          <w:szCs w:val="20"/>
-        </w:rPr>
-        <w:t>.</w:t>
+        <w:t>Las bebidas de soja, por su lado, mostraron un contenido proteico similar al de la leche de vaca, mientras que las bebidas de avena y las bebidas de almendra mostraron valores inferiores. Por otra parte, la leche de vaca presentó un contenido significativamente superior en grasas saturadas. Estos resultados demuestran que las bebidas vegetales no constituyen un grupo con una composición nutricional homogénea y que existen diferencias importantes entre categorías de bebidas y sus formulaciones.</w:t>
       </w:r>
     </w:p>
     <w:p>
@@ -518,133 +124,7 @@
           <w:sz w:val="20"/>
           <w:szCs w:val="20"/>
         </w:rPr>
-        <w:t xml:space="preserve"> nutricional desarrollado permitió </w:t>
-      </w:r>
-      <w:r>
-        <w:rPr>
-          <w:rFonts w:ascii="Palatino Linotype" w:hAnsi="Palatino Linotype"/>
-          <w:color w:val="000000"/>
-          <w:sz w:val="20"/>
-          <w:szCs w:val="20"/>
-        </w:rPr>
-        <w:t>incluir</w:t>
-      </w:r>
-      <w:r>
-        <w:rPr>
-          <w:rFonts w:ascii="Palatino Linotype" w:hAnsi="Palatino Linotype"/>
-          <w:color w:val="000000"/>
-          <w:sz w:val="20"/>
-          <w:szCs w:val="20"/>
-        </w:rPr>
-        <w:t xml:space="preserve"> </w:t>
-      </w:r>
-      <w:r>
-        <w:rPr>
-          <w:rFonts w:ascii="Palatino Linotype" w:hAnsi="Palatino Linotype"/>
-          <w:color w:val="000000"/>
-          <w:sz w:val="20"/>
-          <w:szCs w:val="20"/>
-        </w:rPr>
-        <w:t>diversas</w:t>
-      </w:r>
-      <w:r>
-        <w:rPr>
-          <w:rFonts w:ascii="Palatino Linotype" w:hAnsi="Palatino Linotype"/>
-          <w:color w:val="000000"/>
-          <w:sz w:val="20"/>
-          <w:szCs w:val="20"/>
-        </w:rPr>
-        <w:t xml:space="preserve"> variables nutricionales en una única medida y ofrecer </w:t>
-      </w:r>
-      <w:r>
-        <w:rPr>
-          <w:rFonts w:ascii="Palatino Linotype" w:hAnsi="Palatino Linotype"/>
-          <w:color w:val="000000"/>
-          <w:sz w:val="20"/>
-          <w:szCs w:val="20"/>
-        </w:rPr>
-        <w:t xml:space="preserve">así </w:t>
-      </w:r>
-      <w:r>
-        <w:rPr>
-          <w:rFonts w:ascii="Palatino Linotype" w:hAnsi="Palatino Linotype"/>
-          <w:color w:val="000000"/>
-          <w:sz w:val="20"/>
-          <w:szCs w:val="20"/>
-        </w:rPr>
-        <w:t xml:space="preserve">una visión global del perfil nutricional de los productos analizados. </w:t>
-      </w:r>
-      <w:r>
-        <w:rPr>
-          <w:rFonts w:ascii="Palatino Linotype" w:hAnsi="Palatino Linotype"/>
-          <w:color w:val="000000"/>
-          <w:sz w:val="20"/>
-          <w:szCs w:val="20"/>
-        </w:rPr>
-        <w:t>No obstante</w:t>
-      </w:r>
-      <w:r>
-        <w:rPr>
-          <w:rFonts w:ascii="Palatino Linotype" w:hAnsi="Palatino Linotype"/>
-          <w:color w:val="000000"/>
-          <w:sz w:val="20"/>
-          <w:szCs w:val="20"/>
-        </w:rPr>
-        <w:t>, no permitió diferenciar estadísticamente las categorías de bebida</w:t>
-      </w:r>
-      <w:r>
-        <w:rPr>
-          <w:rFonts w:ascii="Palatino Linotype" w:hAnsi="Palatino Linotype"/>
-          <w:color w:val="000000"/>
-          <w:sz w:val="20"/>
-          <w:szCs w:val="20"/>
-        </w:rPr>
-        <w:t>s analizadas</w:t>
-      </w:r>
-      <w:r>
-        <w:rPr>
-          <w:rFonts w:ascii="Palatino Linotype" w:hAnsi="Palatino Linotype"/>
-          <w:color w:val="000000"/>
-          <w:sz w:val="20"/>
-          <w:szCs w:val="20"/>
-        </w:rPr>
-        <w:t xml:space="preserve">, lo que </w:t>
-      </w:r>
-      <w:r>
-        <w:rPr>
-          <w:rFonts w:ascii="Palatino Linotype" w:hAnsi="Palatino Linotype"/>
-          <w:color w:val="000000"/>
-          <w:sz w:val="20"/>
-          <w:szCs w:val="20"/>
-        </w:rPr>
-        <w:t>pone de manifiesto</w:t>
-      </w:r>
-      <w:r>
-        <w:rPr>
-          <w:rFonts w:ascii="Palatino Linotype" w:hAnsi="Palatino Linotype"/>
-          <w:color w:val="000000"/>
-          <w:sz w:val="20"/>
-          <w:szCs w:val="20"/>
-        </w:rPr>
-        <w:t xml:space="preserve"> la variabilidad existente dentro de cada </w:t>
-      </w:r>
-      <w:r>
-        <w:rPr>
-          <w:rFonts w:ascii="Palatino Linotype" w:hAnsi="Palatino Linotype"/>
-          <w:color w:val="000000"/>
-          <w:sz w:val="20"/>
-          <w:szCs w:val="20"/>
-        </w:rPr>
-        <w:t>tipo de bebida</w:t>
-      </w:r>
-      <w:r>
-        <w:rPr>
-          <w:rFonts w:ascii="Palatino Linotype" w:hAnsi="Palatino Linotype"/>
-          <w:color w:val="000000"/>
-          <w:sz w:val="20"/>
-          <w:szCs w:val="20"/>
-        </w:rPr>
-        <w:t>.</w:t>
+        <w:t xml:space="preserve"> nutricional desarrollado permitió incluir diversas variables nutricionales en una única medida y ofrecer así una visión global del perfil nutricional de los productos analizados. No obstante, no permitió diferenciar estadísticamente las categorías de bebidas analizadas, lo que pone de manifiesto la variabilidad existente dentro de cada tipo de bebida.</w:t>
       </w:r>
     </w:p>
     <w:p>
@@ -665,259 +145,7 @@
           <w:sz w:val="20"/>
           <w:szCs w:val="20"/>
         </w:rPr>
-        <w:t>En conjunto, los resultados</w:t>
-      </w:r>
-      <w:r>
-        <w:rPr>
-          <w:rFonts w:ascii="Palatino Linotype" w:hAnsi="Palatino Linotype"/>
-          <w:color w:val="000000"/>
-          <w:sz w:val="20"/>
-          <w:szCs w:val="20"/>
-        </w:rPr>
-        <w:t xml:space="preserve"> obtenidos</w:t>
-      </w:r>
-      <w:r>
-        <w:rPr>
-          <w:rFonts w:ascii="Palatino Linotype" w:hAnsi="Palatino Linotype"/>
-          <w:color w:val="000000"/>
-          <w:sz w:val="20"/>
-          <w:szCs w:val="20"/>
-        </w:rPr>
-        <w:t xml:space="preserve"> </w:t>
-      </w:r>
-      <w:r>
-        <w:rPr>
-          <w:rFonts w:ascii="Palatino Linotype" w:hAnsi="Palatino Linotype"/>
-          <w:color w:val="000000"/>
-          <w:sz w:val="20"/>
-          <w:szCs w:val="20"/>
-        </w:rPr>
-        <w:t>indican</w:t>
-      </w:r>
-      <w:r>
-        <w:rPr>
-          <w:rFonts w:ascii="Palatino Linotype" w:hAnsi="Palatino Linotype"/>
-          <w:color w:val="000000"/>
-          <w:sz w:val="20"/>
-          <w:szCs w:val="20"/>
-        </w:rPr>
-        <w:t xml:space="preserve"> que las bebidas vegetales no pueden considerarse una alternativa</w:t>
-      </w:r>
-      <w:r>
-        <w:rPr>
-          <w:rFonts w:ascii="Palatino Linotype" w:hAnsi="Palatino Linotype"/>
-          <w:color w:val="000000"/>
-          <w:sz w:val="20"/>
-          <w:szCs w:val="20"/>
-        </w:rPr>
-        <w:t xml:space="preserve"> equivalente a la leche de vaca</w:t>
-      </w:r>
-      <w:r>
-        <w:rPr>
-          <w:rFonts w:ascii="Palatino Linotype" w:hAnsi="Palatino Linotype"/>
-          <w:color w:val="000000"/>
-          <w:sz w:val="20"/>
-          <w:szCs w:val="20"/>
-        </w:rPr>
-        <w:t xml:space="preserve"> </w:t>
-      </w:r>
-      <w:r>
-        <w:rPr>
-          <w:rFonts w:ascii="Palatino Linotype" w:hAnsi="Palatino Linotype"/>
-          <w:color w:val="000000"/>
-          <w:sz w:val="20"/>
-          <w:szCs w:val="20"/>
-        </w:rPr>
-        <w:t xml:space="preserve">desde un punto de vista </w:t>
-      </w:r>
-      <w:r>
-        <w:rPr>
-          <w:rFonts w:ascii="Palatino Linotype" w:hAnsi="Palatino Linotype"/>
-          <w:color w:val="000000"/>
-          <w:sz w:val="20"/>
-          <w:szCs w:val="20"/>
-        </w:rPr>
-        <w:t>nutricional</w:t>
-      </w:r>
-      <w:r>
-        <w:rPr>
-          <w:rFonts w:ascii="Palatino Linotype" w:hAnsi="Palatino Linotype"/>
-          <w:color w:val="000000"/>
-          <w:sz w:val="20"/>
-          <w:szCs w:val="20"/>
-        </w:rPr>
-        <w:t xml:space="preserve">, </w:t>
-      </w:r>
-      <w:r>
-        <w:rPr>
-          <w:rFonts w:ascii="Palatino Linotype" w:hAnsi="Palatino Linotype"/>
-          <w:color w:val="000000"/>
-          <w:sz w:val="20"/>
-          <w:szCs w:val="20"/>
-        </w:rPr>
-        <w:t xml:space="preserve">ya que su composición </w:t>
-      </w:r>
-      <w:r>
-        <w:rPr>
-          <w:rFonts w:ascii="Palatino Linotype" w:hAnsi="Palatino Linotype"/>
-          <w:color w:val="000000"/>
-          <w:sz w:val="20"/>
-          <w:szCs w:val="20"/>
-        </w:rPr>
-        <w:t>varía</w:t>
-      </w:r>
-      <w:r>
-        <w:rPr>
-          <w:rFonts w:ascii="Palatino Linotype" w:hAnsi="Palatino Linotype"/>
-          <w:color w:val="000000"/>
-          <w:sz w:val="20"/>
-          <w:szCs w:val="20"/>
-        </w:rPr>
-        <w:t xml:space="preserve"> </w:t>
-      </w:r>
-      <w:r>
-        <w:rPr>
-          <w:rFonts w:ascii="Palatino Linotype" w:hAnsi="Palatino Linotype"/>
-          <w:color w:val="000000"/>
-          <w:sz w:val="20"/>
-          <w:szCs w:val="20"/>
-        </w:rPr>
-        <w:t>en función d</w:t>
-      </w:r>
-      <w:r>
-        <w:rPr>
-          <w:rFonts w:ascii="Palatino Linotype" w:hAnsi="Palatino Linotype"/>
-          <w:color w:val="000000"/>
-          <w:sz w:val="20"/>
-          <w:szCs w:val="20"/>
-        </w:rPr>
-        <w:t xml:space="preserve">el tipo de bebida y </w:t>
-      </w:r>
-      <w:r>
-        <w:rPr>
-          <w:rFonts w:ascii="Palatino Linotype" w:hAnsi="Palatino Linotype"/>
-          <w:color w:val="000000"/>
-          <w:sz w:val="20"/>
-          <w:szCs w:val="20"/>
-        </w:rPr>
-        <w:t>su</w:t>
-      </w:r>
-      <w:r>
-        <w:rPr>
-          <w:rFonts w:ascii="Palatino Linotype" w:hAnsi="Palatino Linotype"/>
-          <w:color w:val="000000"/>
-          <w:sz w:val="20"/>
-          <w:szCs w:val="20"/>
-        </w:rPr>
-        <w:t xml:space="preserve"> formulación. Futuras investigaciones deberían ampliar el número de productos </w:t>
-      </w:r>
-      <w:r>
-        <w:rPr>
-          <w:rFonts w:ascii="Palatino Linotype" w:hAnsi="Palatino Linotype"/>
-          <w:color w:val="000000"/>
-          <w:sz w:val="20"/>
-          <w:szCs w:val="20"/>
-        </w:rPr>
-        <w:t xml:space="preserve">a analizar </w:t>
-      </w:r>
-      <w:r>
-        <w:rPr>
-          <w:rFonts w:ascii="Palatino Linotype" w:hAnsi="Palatino Linotype"/>
-          <w:color w:val="000000"/>
-          <w:sz w:val="20"/>
-          <w:szCs w:val="20"/>
-        </w:rPr>
-        <w:t xml:space="preserve">e incorporar </w:t>
-      </w:r>
-      <w:r>
-        <w:rPr>
-          <w:rFonts w:ascii="Palatino Linotype" w:hAnsi="Palatino Linotype"/>
-          <w:color w:val="000000"/>
-          <w:sz w:val="20"/>
-          <w:szCs w:val="20"/>
-        </w:rPr>
-        <w:t xml:space="preserve">diferentes </w:t>
-      </w:r>
-      <w:r>
-        <w:rPr>
-          <w:rFonts w:ascii="Palatino Linotype" w:hAnsi="Palatino Linotype"/>
-          <w:color w:val="000000"/>
-          <w:sz w:val="20"/>
-          <w:szCs w:val="20"/>
-        </w:rPr>
-        <w:t xml:space="preserve">variables como </w:t>
-      </w:r>
-      <w:r>
-        <w:rPr>
-          <w:rFonts w:ascii="Palatino Linotype" w:hAnsi="Palatino Linotype"/>
-          <w:color w:val="000000"/>
-          <w:sz w:val="20"/>
-          <w:szCs w:val="20"/>
-        </w:rPr>
-        <w:t>los micronutrientes, la</w:t>
-      </w:r>
-      <w:r>
-        <w:rPr>
-          <w:rFonts w:ascii="Palatino Linotype" w:hAnsi="Palatino Linotype"/>
-          <w:color w:val="000000"/>
-          <w:sz w:val="20"/>
-          <w:szCs w:val="20"/>
-        </w:rPr>
-        <w:t xml:space="preserve"> fortificación o</w:t>
-      </w:r>
-      <w:r>
-        <w:rPr>
-          <w:rFonts w:ascii="Palatino Linotype" w:hAnsi="Palatino Linotype"/>
-          <w:color w:val="000000"/>
-          <w:sz w:val="20"/>
-          <w:szCs w:val="20"/>
-        </w:rPr>
-        <w:t xml:space="preserve"> incluso</w:t>
-      </w:r>
-      <w:r>
-        <w:rPr>
-          <w:rFonts w:ascii="Palatino Linotype" w:hAnsi="Palatino Linotype"/>
-          <w:color w:val="000000"/>
-          <w:sz w:val="20"/>
-          <w:szCs w:val="20"/>
-        </w:rPr>
-        <w:t xml:space="preserve"> la calidad proteica para </w:t>
-      </w:r>
-      <w:r>
-        <w:rPr>
-          <w:rFonts w:ascii="Palatino Linotype" w:hAnsi="Palatino Linotype"/>
-          <w:color w:val="000000"/>
-          <w:sz w:val="20"/>
-          <w:szCs w:val="20"/>
-        </w:rPr>
-        <w:t xml:space="preserve">realizar un análisis </w:t>
-      </w:r>
-      <w:r>
-        <w:rPr>
-          <w:rFonts w:ascii="Palatino Linotype" w:hAnsi="Palatino Linotype"/>
-          <w:color w:val="000000"/>
-          <w:sz w:val="20"/>
-          <w:szCs w:val="20"/>
-        </w:rPr>
-        <w:t>más complet</w:t>
-      </w:r>
-      <w:r>
-        <w:rPr>
-          <w:rFonts w:ascii="Palatino Linotype" w:hAnsi="Palatino Linotype"/>
-          <w:color w:val="000000"/>
-          <w:sz w:val="20"/>
-          <w:szCs w:val="20"/>
-        </w:rPr>
-        <w:t>o</w:t>
-      </w:r>
-      <w:r>
-        <w:rPr>
-          <w:rFonts w:ascii="Palatino Linotype" w:hAnsi="Palatino Linotype"/>
-          <w:color w:val="000000"/>
-          <w:sz w:val="20"/>
-          <w:szCs w:val="20"/>
-        </w:rPr>
-        <w:t>.</w:t>
+        <w:t>En conjunto, los resultados obtenidos indican que las bebidas vegetales no pueden considerarse una alternativa equivalente a la leche de vaca desde un punto de vista nutricional, ya que su composición varía en función del tipo de bebida y su formulación. Futuras investigaciones deberían ampliar el número de productos a analizar e incorporar diferentes variables como los micronutrientes, la fortificación o incluso la calidad proteica para realizar un análisis más completo.</w:t>
       </w:r>
     </w:p>
     <w:p>
@@ -938,349 +166,7 @@
           <w:sz w:val="20"/>
           <w:szCs w:val="20"/>
         </w:rPr>
-        <w:t>La</w:t>
-      </w:r>
-      <w:r>
-        <w:rPr>
-          <w:rFonts w:ascii="Palatino Linotype" w:hAnsi="Palatino Linotype"/>
-          <w:color w:val="000000"/>
-          <w:sz w:val="20"/>
-          <w:szCs w:val="20"/>
-        </w:rPr>
-        <w:t>s</w:t>
-      </w:r>
-      <w:r>
-        <w:rPr>
-          <w:rFonts w:ascii="Palatino Linotype" w:hAnsi="Palatino Linotype"/>
-          <w:color w:val="000000"/>
-          <w:sz w:val="20"/>
-          <w:szCs w:val="20"/>
-        </w:rPr>
-        <w:t xml:space="preserve"> bebida</w:t>
-      </w:r>
-      <w:r>
-        <w:rPr>
-          <w:rFonts w:ascii="Palatino Linotype" w:hAnsi="Palatino Linotype"/>
-          <w:color w:val="000000"/>
-          <w:sz w:val="20"/>
-          <w:szCs w:val="20"/>
-        </w:rPr>
-        <w:t>s</w:t>
-      </w:r>
-      <w:r>
-        <w:rPr>
-          <w:rFonts w:ascii="Palatino Linotype" w:hAnsi="Palatino Linotype"/>
-          <w:color w:val="000000"/>
-          <w:sz w:val="20"/>
-          <w:szCs w:val="20"/>
-        </w:rPr>
-        <w:t xml:space="preserve"> de soja fue</w:t>
-      </w:r>
-      <w:r>
-        <w:rPr>
-          <w:rFonts w:ascii="Palatino Linotype" w:hAnsi="Palatino Linotype"/>
-          <w:color w:val="000000"/>
-          <w:sz w:val="20"/>
-          <w:szCs w:val="20"/>
-        </w:rPr>
-        <w:t>ron</w:t>
-      </w:r>
-      <w:r>
-        <w:rPr>
-          <w:rFonts w:ascii="Palatino Linotype" w:hAnsi="Palatino Linotype"/>
-          <w:color w:val="000000"/>
-          <w:sz w:val="20"/>
-          <w:szCs w:val="20"/>
-        </w:rPr>
-        <w:t xml:space="preserve"> la</w:t>
-      </w:r>
-      <w:r>
-        <w:rPr>
-          <w:rFonts w:ascii="Palatino Linotype" w:hAnsi="Palatino Linotype"/>
-          <w:color w:val="000000"/>
-          <w:sz w:val="20"/>
-          <w:szCs w:val="20"/>
-        </w:rPr>
-        <w:t>s</w:t>
-      </w:r>
-      <w:r>
-        <w:rPr>
-          <w:rFonts w:ascii="Palatino Linotype" w:hAnsi="Palatino Linotype"/>
-          <w:color w:val="000000"/>
-          <w:sz w:val="20"/>
-          <w:szCs w:val="20"/>
-        </w:rPr>
-        <w:t xml:space="preserve"> única</w:t>
-      </w:r>
-      <w:r>
-        <w:rPr>
-          <w:rFonts w:ascii="Palatino Linotype" w:hAnsi="Palatino Linotype"/>
-          <w:color w:val="000000"/>
-          <w:sz w:val="20"/>
-          <w:szCs w:val="20"/>
-        </w:rPr>
-        <w:t>s</w:t>
-      </w:r>
-      <w:r>
-        <w:rPr>
-          <w:rFonts w:ascii="Palatino Linotype" w:hAnsi="Palatino Linotype"/>
-          <w:color w:val="000000"/>
-          <w:sz w:val="20"/>
-          <w:szCs w:val="20"/>
-        </w:rPr>
-        <w:t xml:space="preserve"> bebida</w:t>
-      </w:r>
-      <w:r>
-        <w:rPr>
-          <w:rFonts w:ascii="Palatino Linotype" w:hAnsi="Palatino Linotype"/>
-          <w:color w:val="000000"/>
-          <w:sz w:val="20"/>
-          <w:szCs w:val="20"/>
-        </w:rPr>
-        <w:t>s</w:t>
-      </w:r>
-      <w:r>
-        <w:rPr>
-          <w:rFonts w:ascii="Palatino Linotype" w:hAnsi="Palatino Linotype"/>
-          <w:color w:val="000000"/>
-          <w:sz w:val="20"/>
-          <w:szCs w:val="20"/>
-        </w:rPr>
-        <w:t xml:space="preserve"> vegetal</w:t>
-      </w:r>
-      <w:r>
-        <w:rPr>
-          <w:rFonts w:ascii="Palatino Linotype" w:hAnsi="Palatino Linotype"/>
-          <w:color w:val="000000"/>
-          <w:sz w:val="20"/>
-          <w:szCs w:val="20"/>
-        </w:rPr>
-        <w:t>es</w:t>
-      </w:r>
-      <w:r>
-        <w:rPr>
-          <w:rFonts w:ascii="Palatino Linotype" w:hAnsi="Palatino Linotype"/>
-          <w:color w:val="000000"/>
-          <w:sz w:val="20"/>
-          <w:szCs w:val="20"/>
-        </w:rPr>
-        <w:t xml:space="preserve"> que </w:t>
-      </w:r>
-      <w:r>
-        <w:rPr>
-          <w:rFonts w:ascii="Palatino Linotype" w:hAnsi="Palatino Linotype"/>
-          <w:color w:val="000000"/>
-          <w:sz w:val="20"/>
-          <w:szCs w:val="20"/>
-        </w:rPr>
-        <w:t>present</w:t>
-      </w:r>
-      <w:r>
-        <w:rPr>
-          <w:rFonts w:ascii="Palatino Linotype" w:hAnsi="Palatino Linotype"/>
-          <w:color w:val="000000"/>
-          <w:sz w:val="20"/>
-          <w:szCs w:val="20"/>
-        </w:rPr>
-        <w:t>aron</w:t>
-      </w:r>
-      <w:r>
-        <w:rPr>
-          <w:rFonts w:ascii="Palatino Linotype" w:hAnsi="Palatino Linotype"/>
-          <w:color w:val="000000"/>
-          <w:sz w:val="20"/>
-          <w:szCs w:val="20"/>
-        </w:rPr>
-        <w:t xml:space="preserve"> un contenido proteico comparable al de la leche de vaca, mientras que la leche</w:t>
-      </w:r>
-      <w:r>
-        <w:rPr>
-          <w:rFonts w:ascii="Palatino Linotype" w:hAnsi="Palatino Linotype"/>
-          <w:color w:val="000000"/>
-          <w:sz w:val="20"/>
-          <w:szCs w:val="20"/>
-        </w:rPr>
-        <w:t xml:space="preserve"> de vaca</w:t>
-      </w:r>
-      <w:r>
-        <w:rPr>
-          <w:rFonts w:ascii="Palatino Linotype" w:hAnsi="Palatino Linotype"/>
-          <w:color w:val="000000"/>
-          <w:sz w:val="20"/>
-          <w:szCs w:val="20"/>
-        </w:rPr>
-        <w:t xml:space="preserve"> presentó un contenido</w:t>
-      </w:r>
-      <w:r>
-        <w:rPr>
-          <w:rFonts w:ascii="Palatino Linotype" w:hAnsi="Palatino Linotype"/>
-          <w:color w:val="000000"/>
-          <w:sz w:val="20"/>
-          <w:szCs w:val="20"/>
-        </w:rPr>
-        <w:t xml:space="preserve"> mayor</w:t>
-      </w:r>
-      <w:r>
-        <w:rPr>
-          <w:rFonts w:ascii="Palatino Linotype" w:hAnsi="Palatino Linotype"/>
-          <w:color w:val="000000"/>
-          <w:sz w:val="20"/>
-          <w:szCs w:val="20"/>
-        </w:rPr>
-        <w:t xml:space="preserve"> en grasas saturadas.</w:t>
-      </w:r>
-      <w:r>
-        <w:rPr>
-          <w:rFonts w:ascii="Palatino Linotype" w:hAnsi="Palatino Linotype"/>
-          <w:color w:val="000000"/>
-          <w:sz w:val="20"/>
-          <w:szCs w:val="20"/>
-        </w:rPr>
-        <w:t xml:space="preserve"> </w:t>
-      </w:r>
-      <w:r>
-        <w:rPr>
-          <w:rFonts w:ascii="Palatino Linotype" w:hAnsi="Palatino Linotype"/>
-          <w:color w:val="000000"/>
-          <w:sz w:val="20"/>
-          <w:szCs w:val="20"/>
-        </w:rPr>
-        <w:t>En consecuencia,</w:t>
-      </w:r>
-      <w:r>
-        <w:rPr>
-          <w:rFonts w:ascii="Palatino Linotype" w:hAnsi="Palatino Linotype"/>
-          <w:color w:val="000000"/>
-          <w:sz w:val="20"/>
-          <w:szCs w:val="20"/>
-        </w:rPr>
-        <w:t xml:space="preserve"> </w:t>
-      </w:r>
-      <w:r>
-        <w:rPr>
-          <w:rFonts w:ascii="Palatino Linotype" w:hAnsi="Palatino Linotype"/>
-          <w:color w:val="000000"/>
-          <w:sz w:val="20"/>
-          <w:szCs w:val="20"/>
-        </w:rPr>
-        <w:t>elegir</w:t>
-      </w:r>
-      <w:r>
-        <w:rPr>
-          <w:rFonts w:ascii="Palatino Linotype" w:hAnsi="Palatino Linotype"/>
-          <w:color w:val="000000"/>
-          <w:sz w:val="20"/>
-          <w:szCs w:val="20"/>
-        </w:rPr>
-        <w:t xml:space="preserve"> entre </w:t>
-      </w:r>
-      <w:r>
-        <w:rPr>
-          <w:rFonts w:ascii="Palatino Linotype" w:hAnsi="Palatino Linotype"/>
-          <w:color w:val="000000"/>
-          <w:sz w:val="20"/>
-          <w:szCs w:val="20"/>
-        </w:rPr>
-        <w:t xml:space="preserve">la </w:t>
-      </w:r>
-      <w:r>
-        <w:rPr>
-          <w:rFonts w:ascii="Palatino Linotype" w:hAnsi="Palatino Linotype"/>
-          <w:color w:val="000000"/>
-          <w:sz w:val="20"/>
-          <w:szCs w:val="20"/>
-        </w:rPr>
-        <w:t xml:space="preserve">leche de vaca y </w:t>
-      </w:r>
-      <w:r>
-        <w:rPr>
-          <w:rFonts w:ascii="Palatino Linotype" w:hAnsi="Palatino Linotype"/>
-          <w:color w:val="000000"/>
-          <w:sz w:val="20"/>
-          <w:szCs w:val="20"/>
-        </w:rPr>
-        <w:t xml:space="preserve">las </w:t>
-      </w:r>
-      <w:r>
-        <w:rPr>
-          <w:rFonts w:ascii="Palatino Linotype" w:hAnsi="Palatino Linotype"/>
-          <w:color w:val="000000"/>
-          <w:sz w:val="20"/>
-          <w:szCs w:val="20"/>
-        </w:rPr>
-        <w:t xml:space="preserve">bebidas vegetales debería </w:t>
-      </w:r>
-      <w:r>
-        <w:rPr>
-          <w:rFonts w:ascii="Palatino Linotype" w:hAnsi="Palatino Linotype"/>
-          <w:color w:val="000000"/>
-          <w:sz w:val="20"/>
-          <w:szCs w:val="20"/>
-        </w:rPr>
-        <w:t>apoyarse tanto</w:t>
-      </w:r>
-      <w:r>
-        <w:rPr>
-          <w:rFonts w:ascii="Palatino Linotype" w:hAnsi="Palatino Linotype"/>
-          <w:color w:val="000000"/>
-          <w:sz w:val="20"/>
-          <w:szCs w:val="20"/>
-        </w:rPr>
-        <w:t xml:space="preserve"> en la composición nutricional específica de cada </w:t>
-      </w:r>
-      <w:r>
-        <w:rPr>
-          <w:rFonts w:ascii="Palatino Linotype" w:hAnsi="Palatino Linotype"/>
-          <w:color w:val="000000"/>
-          <w:sz w:val="20"/>
-          <w:szCs w:val="20"/>
-        </w:rPr>
-        <w:t>bebida</w:t>
-      </w:r>
-      <w:r>
-        <w:rPr>
-          <w:rFonts w:ascii="Palatino Linotype" w:hAnsi="Palatino Linotype"/>
-          <w:color w:val="000000"/>
-          <w:sz w:val="20"/>
-          <w:szCs w:val="20"/>
-        </w:rPr>
-        <w:t xml:space="preserve"> </w:t>
-      </w:r>
-      <w:r>
-        <w:rPr>
-          <w:rFonts w:ascii="Palatino Linotype" w:hAnsi="Palatino Linotype"/>
-          <w:color w:val="000000"/>
-          <w:sz w:val="20"/>
-          <w:szCs w:val="20"/>
-        </w:rPr>
-        <w:t>como</w:t>
-      </w:r>
-      <w:r>
-        <w:rPr>
-          <w:rFonts w:ascii="Palatino Linotype" w:hAnsi="Palatino Linotype"/>
-          <w:color w:val="000000"/>
-          <w:sz w:val="20"/>
-          <w:szCs w:val="20"/>
-        </w:rPr>
-        <w:t xml:space="preserve"> en</w:t>
-      </w:r>
-      <w:r>
-        <w:rPr>
-          <w:rFonts w:ascii="Palatino Linotype" w:hAnsi="Palatino Linotype"/>
-          <w:color w:val="000000"/>
-          <w:sz w:val="20"/>
-          <w:szCs w:val="20"/>
-        </w:rPr>
-        <w:t xml:space="preserve"> </w:t>
-      </w:r>
-      <w:r>
-        <w:rPr>
-          <w:rFonts w:ascii="Palatino Linotype" w:hAnsi="Palatino Linotype"/>
-          <w:color w:val="000000"/>
-          <w:sz w:val="20"/>
-          <w:szCs w:val="20"/>
-        </w:rPr>
-        <w:t>las necesidades de cada consumidor.</w:t>
+        <w:t>Las bebidas de soja fueron las únicas bebidas vegetales que presentaron un contenido proteico comparable al de la leche de vaca, mientras que la leche de vaca presentó un contenido mayor en grasas saturadas. En consecuencia, elegir entre la leche de vaca y las bebidas vegetales debería apoyarse tanto en la composición nutricional específica de cada bebida como en las necesidades de cada consumidor.</w:t>
       </w:r>
     </w:p>
     <w:p/>
